--- a/Blog Format Polysemanticity.docx
+++ b/Blog Format Polysemanticity.docx
@@ -48,7 +48,7 @@
           <w:rFonts w:ascii="Helvetica Neue" w:cs="Helvetica Neue" w:eastAsia="Helvetica Neue" w:hAnsi="Helvetica Neue"/>
           <w:rtl w:val="0"/>
         </w:rPr>
-        <w:t xml:space="preserve">When single neurons encode word meanings, they use the computational principle of superposition</w:t>
+        <w:t xml:space="preserve">When single neurons encode word meanings (concepts), they use the computational principle of superposition</w:t>
       </w:r>
     </w:p>
     <w:p>
@@ -136,34 +136,7 @@
           <w:rFonts w:ascii="Helvetica Neue" w:cs="Helvetica Neue" w:eastAsia="Helvetica Neue" w:hAnsi="Helvetica Neue"/>
           <w:rtl w:val="0"/>
         </w:rPr>
-        <w:t xml:space="preserve">, which allows it to flexibly represent more stimuli than it has coding dimensions (</w:t>
-      </w:r>
-      <w:sdt>
-        <w:sdtPr>
-          <w:id w:val="1711882057"/>
-          <w:tag w:val="goog_rdk_0"/>
-        </w:sdtPr>
-        <w:sdtContent>
-          <w:commentRangeStart w:id="0"/>
-        </w:sdtContent>
-      </w:sdt>
-      <w:r>
-        <w:rPr>
-          <w:rFonts w:ascii="Helvetica Neue" w:cs="Helvetica Neue" w:eastAsia="Helvetica Neue" w:hAnsi="Helvetica Neue"/>
-          <w:rtl w:val="0"/>
-        </w:rPr>
-        <w:t xml:space="preserve">REF</w:t>
-      </w:r>
-      <w:commentRangeEnd w:id="0"/>
-      <w:r>
-        <w:commentReference w:id="0"/>
-      </w:r>
-      <w:r>
-        <w:rPr>
-          <w:rFonts w:ascii="Helvetica Neue" w:cs="Helvetica Neue" w:eastAsia="Helvetica Neue" w:hAnsi="Helvetica Neue"/>
-          <w:rtl w:val="0"/>
-        </w:rPr>
-        <w:t xml:space="preserve">).  </w:t>
+        <w:t xml:space="preserve">, which allows it to flexibly represent more stimuli than it has coding dimensions (Elhage et al., 2022).  </w:t>
       </w:r>
     </w:p>
     <w:p>
@@ -508,25 +481,12 @@
         </w:rPr>
         <w:t xml:space="preserve"> (Zada et al. 2025; Caucheteux and King 2022; Jamali et al. 2024; Franch et al., 2026; Yan et al., 2026). We defined performance as the cross-validated log-likelihood improvement over an intercept-only baseline. As predictors, we used the first 100 principal components of GPT-2 embeddings (Layer 36, Radford et al., 2019). Because of our interest in how word concepts are encoded, we analyzed only nouns. We were able to decode single words from the responses </w:t>
       </w:r>
-      <w:sdt>
-        <w:sdtPr>
-          <w:id w:val="-1804489542"/>
-          <w:tag w:val="goog_rdk_1"/>
-        </w:sdtPr>
-        <w:sdtContent>
-          <w:commentRangeStart w:id="1"/>
-        </w:sdtContent>
-      </w:sdt>
-      <w:r>
-        <w:rPr>
-          <w:rFonts w:ascii="Helvetica Neue" w:cs="Helvetica Neue" w:eastAsia="Helvetica Neue" w:hAnsi="Helvetica Neue"/>
-          <w:rtl w:val="0"/>
-        </w:rPr>
-        <w:t xml:space="preserve">of all neurons</w:t>
-      </w:r>
-      <w:commentRangeEnd w:id="1"/>
-      <w:r>
-        <w:commentReference w:id="1"/>
+      <w:r>
+        <w:rPr>
+          <w:rFonts w:ascii="Helvetica Neue" w:cs="Helvetica Neue" w:eastAsia="Helvetica Neue" w:hAnsi="Helvetica Neue"/>
+          <w:rtl w:val="0"/>
+        </w:rPr>
+        <w:t xml:space="preserve">of population neurons</w:t>
       </w:r>
       <w:r>
         <w:rPr>
@@ -826,27 +786,14 @@
           <w:rFonts w:ascii="Helvetica Neue" w:cs="Helvetica Neue" w:eastAsia="Helvetica Neue" w:hAnsi="Helvetica Neue"/>
           <w:rtl w:val="0"/>
         </w:rPr>
-        <w:t xml:space="preserve">To quantify the internal coding structure within the population, we used a technique called symmetric non-negative matrix factorization (NMF; Lee and Seung 1999). NMF decomposes this similarity matrix into discrete components, each reflecting a distinct linear reweighting of the entire neural population. It produces neuronal “modules,” each representing a functionally coherent structure within the space of possible population tuning functions. We then ask whether these neurally-derived modules align with the structure of semantic space as determined by word models. (We used fastText because we are interested on context-free embeddings). This analysis revealed thirteen modules (</w:t>
-      </w:r>
-      <w:sdt>
-        <w:sdtPr>
-          <w:id w:val="-969824018"/>
-          <w:tag w:val="goog_rdk_2"/>
-        </w:sdtPr>
-        <w:sdtContent>
-          <w:commentRangeStart w:id="2"/>
-        </w:sdtContent>
-      </w:sdt>
+        <w:t xml:space="preserve">To quantify the internal coding structure within the population, we used a technique called symmetric non-negative matrix factorization (NMF; Lee and Seung 1999). NMF decomposes this similarity matrix into discrete components, each reflecting a distinct linear reweighting of the entire neural population. It produces neuronal “modules,” each representing a functionally coherent structure within the space of possible population tuning functions. We then ask whether these neurally-derived modules align with the structure of semantic space as determined by word models. (We used fastText because we are interested on context-free embeddings). This analysis revealed thirteen modules (footnote: </w:t>
+      </w:r>
       <w:r>
         <w:rPr>
           <w:rFonts w:ascii="Helvetica Neue" w:cs="Helvetica Neue" w:eastAsia="Helvetica Neue" w:hAnsi="Helvetica Neue"/>
           <w:rtl w:val="0"/>
         </w:rPr>
         <w:t xml:space="preserve">this number was selected by computing reconstruction error and identifying the point of greatest curvature change in the error curve</w:t>
-      </w:r>
-      <w:commentRangeEnd w:id="2"/>
-      <w:r>
-        <w:commentReference w:id="2"/>
       </w:r>
       <w:r>
         <w:rPr>
@@ -925,17 +872,8 @@
           <w:rFonts w:ascii="Helvetica Neue" w:cs="Helvetica Neue" w:eastAsia="Helvetica Neue" w:hAnsi="Helvetica Neue"/>
           <w:rtl w:val="0"/>
         </w:rPr>
-        <w:t xml:space="preserve">. </w:t>
-      </w:r>
-      <w:sdt>
-        <w:sdtPr>
-          <w:id w:val="1746800798"/>
-          <w:tag w:val="goog_rdk_3"/>
-        </w:sdtPr>
-        <w:sdtContent>
-          <w:commentRangeStart w:id="3"/>
-        </w:sdtContent>
-      </w:sdt>
+        <w:t xml:space="preserve">. (footnote: </w:t>
+      </w:r>
       <w:r>
         <w:rPr>
           <w:rFonts w:ascii="Helvetica Neue" w:cs="Helvetica Neue" w:eastAsia="Helvetica Neue" w:hAnsi="Helvetica Neue"/>
@@ -943,16 +881,12 @@
         </w:rPr>
         <w:t xml:space="preserve">This pattern is replicated at the individual patient level</w:t>
       </w:r>
-      <w:commentRangeEnd w:id="3"/>
-      <w:r>
-        <w:commentReference w:id="3"/>
-      </w:r>
-      <w:r>
-        <w:rPr>
-          <w:rFonts w:ascii="Helvetica Neue" w:cs="Helvetica Neue" w:eastAsia="Helvetica Neue" w:hAnsi="Helvetica Neue"/>
-          <w:rtl w:val="0"/>
-        </w:rPr>
-        <w:t xml:space="preserve">.</w:t>
+      <w:r>
+        <w:rPr>
+          <w:rFonts w:ascii="Helvetica Neue" w:cs="Helvetica Neue" w:eastAsia="Helvetica Neue" w:hAnsi="Helvetica Neue"/>
+          <w:rtl w:val="0"/>
+        </w:rPr>
+        <w:t xml:space="preserve">)</w:t>
       </w:r>
     </w:p>
     <w:p>
@@ -1042,7 +976,7 @@
           <w:rFonts w:ascii="Helvetica Neue" w:cs="Helvetica Neue" w:eastAsia="Helvetica Neue" w:hAnsi="Helvetica Neue"/>
           <w:rtl w:val="0"/>
         </w:rPr>
-        <w:t xml:space="preserve">We next formally quantified the degree of coding density in our neurons. Coding density, in general, measures how much of the possible coding space any given word occupies (REF). </w:t>
+        <w:t xml:space="preserve">We next formally quantified the degree of coding density in our neurons. Coding density, in general, measures how much of the possible coding space any given word occupies. </w:t>
       </w:r>
     </w:p>
     <w:p>
@@ -3214,240 +3148,6 @@
     </w:sectPr>
   </w:body>
 </w:document>
-</file>
-
-<file path=word/comments.xml><?xml version="1.0" encoding="utf-8"?>
-<w:comments xmlns:mc="http://schemas.openxmlformats.org/markup-compatibility/2006" xmlns:o="urn:schemas-microsoft-com:office:office" xmlns:r="http://schemas.openxmlformats.org/officeDocument/2006/relationships" xmlns:m="http://schemas.openxmlformats.org/officeDocument/2006/math" xmlns:v="urn:schemas-microsoft-com:vml" xmlns:wp="http://schemas.openxmlformats.org/drawingml/2006/wordprocessingDrawing" xmlns:w10="urn:schemas-microsoft-com:office:word" xmlns:w="http://schemas.openxmlformats.org/wordprocessingml/2006/main" xmlns:wne="http://schemas.microsoft.com/office/word/2006/wordml" xmlns:sl="http://schemas.openxmlformats.org/schemaLibrary/2006/main" xmlns:a="http://schemas.openxmlformats.org/drawingml/2006/main" xmlns:pic="http://schemas.openxmlformats.org/drawingml/2006/picture" xmlns:c="http://schemas.openxmlformats.org/drawingml/2006/chart" xmlns:lc="http://schemas.openxmlformats.org/drawingml/2006/lockedCanvas" xmlns:dgm="http://schemas.openxmlformats.org/drawingml/2006/diagram" xmlns:wps="http://schemas.microsoft.com/office/word/2010/wordprocessingShape" xmlns:wpg="http://schemas.microsoft.com/office/word/2010/wordprocessingGroup" xmlns:w14="http://schemas.microsoft.com/office/word/2010/wordml" xmlns:w15="http://schemas.microsoft.com/office/word/2012/wordml" xmlns:w16="http://schemas.microsoft.com/office/word/2018/wordml" xmlns:w16cex="http://schemas.microsoft.com/office/word/2018/wordml/cex" xmlns:w16cid="http://schemas.microsoft.com/office/word/2016/wordml/cid" xmlns="http://schemas.microsoft.com/office/tasks/2019/documenttasks" xmlns:cr="http://schemas.microsoft.com/office/comments/2020/reactions">
-  <w:comment w:author="Ben Hayden" w:id="1" w:date="2026-05-04T13:21:35Z">
-    <w:p>
-      <w:pPr>
-        <w:keepNext w:val="0"/>
-        <w:keepLines w:val="0"/>
-        <w:pageBreakBefore w:val="0"/>
-        <w:widowControl w:val="0"/>
-        <w:pBdr>
-          <w:top w:space="0" w:sz="0" w:val="nil"/>
-          <w:left w:space="0" w:sz="0" w:val="nil"/>
-          <w:bottom w:space="0" w:sz="0" w:val="nil"/>
-          <w:right w:space="0" w:sz="0" w:val="nil"/>
-          <w:between w:space="0" w:sz="0" w:val="nil"/>
-        </w:pBdr>
-        <w:shd w:fill="auto" w:val="clear"/>
-        <w:spacing w:after="0" w:before="0" w:line="240" w:lineRule="auto"/>
-        <w:ind w:left="0" w:right="0" w:firstLine="0"/>
-        <w:jc w:val="left"/>
-        <w:rPr>
-          <w:rFonts w:ascii="Arial" w:cs="Arial" w:eastAsia="Arial" w:hAnsi="Arial"/>
-          <w:b w:val="0"/>
-          <w:bCs w:val="0"/>
-          <w:i w:val="0"/>
-          <w:iCs w:val="0"/>
-          <w:smallCaps w:val="0"/>
-          <w:strike w:val="0"/>
-          <w:color w:val="000000"/>
-          <w:sz w:val="22"/>
-          <w:szCs w:val="22"/>
-          <w:u w:val="none"/>
-          <w:shd w:fill="auto" w:val="clear"/>
-          <w:vertAlign w:val="baseline"/>
-        </w:rPr>
-      </w:pPr>
-      <w:r>
-        <w:rPr>
-          <w:rFonts w:ascii="Arial" w:cs="Arial" w:eastAsia="Arial" w:hAnsi="Arial"/>
-          <w:b w:val="0"/>
-          <w:bCs w:val="0"/>
-          <w:i w:val="0"/>
-          <w:iCs w:val="0"/>
-          <w:smallCaps w:val="0"/>
-          <w:strike w:val="0"/>
-          <w:color w:val="000000"/>
-          <w:sz w:val="22"/>
-          <w:szCs w:val="22"/>
-          <w:u w:val="none"/>
-          <w:shd w:fill="auto" w:val="clear"/>
-          <w:vertAlign w:val="baseline"/>
-          <w:rtl w:val="0"/>
-        </w:rPr>
-        <w:t xml:space="preserve">does this mean each neuron individually? or from the population?</w:t>
-      </w:r>
-    </w:p>
-  </w:comment>
-  <w:comment w:author="Ben Hayden" w:id="2" w:date="2026-05-04T13:58:40Z">
-    <w:p>
-      <w:pPr>
-        <w:keepNext w:val="0"/>
-        <w:keepLines w:val="0"/>
-        <w:pageBreakBefore w:val="0"/>
-        <w:widowControl w:val="0"/>
-        <w:pBdr>
-          <w:top w:space="0" w:sz="0" w:val="nil"/>
-          <w:left w:space="0" w:sz="0" w:val="nil"/>
-          <w:bottom w:space="0" w:sz="0" w:val="nil"/>
-          <w:right w:space="0" w:sz="0" w:val="nil"/>
-          <w:between w:space="0" w:sz="0" w:val="nil"/>
-        </w:pBdr>
-        <w:shd w:fill="auto" w:val="clear"/>
-        <w:spacing w:after="0" w:before="0" w:line="240" w:lineRule="auto"/>
-        <w:ind w:left="0" w:right="0" w:firstLine="0"/>
-        <w:jc w:val="left"/>
-        <w:rPr>
-          <w:rFonts w:ascii="Arial" w:cs="Arial" w:eastAsia="Arial" w:hAnsi="Arial"/>
-          <w:b w:val="0"/>
-          <w:bCs w:val="0"/>
-          <w:i w:val="0"/>
-          <w:iCs w:val="0"/>
-          <w:smallCaps w:val="0"/>
-          <w:strike w:val="0"/>
-          <w:color w:val="000000"/>
-          <w:sz w:val="22"/>
-          <w:szCs w:val="22"/>
-          <w:u w:val="none"/>
-          <w:shd w:fill="auto" w:val="clear"/>
-          <w:vertAlign w:val="baseline"/>
-        </w:rPr>
-      </w:pPr>
-      <w:r>
-        <w:rPr>
-          <w:rFonts w:ascii="Arial" w:cs="Arial" w:eastAsia="Arial" w:hAnsi="Arial"/>
-          <w:b w:val="0"/>
-          <w:bCs w:val="0"/>
-          <w:i w:val="0"/>
-          <w:iCs w:val="0"/>
-          <w:smallCaps w:val="0"/>
-          <w:strike w:val="0"/>
-          <w:color w:val="000000"/>
-          <w:sz w:val="22"/>
-          <w:szCs w:val="22"/>
-          <w:u w:val="none"/>
-          <w:shd w:fill="auto" w:val="clear"/>
-          <w:vertAlign w:val="baseline"/>
-          <w:rtl w:val="0"/>
-        </w:rPr>
-        <w:t xml:space="preserve">move to footnote</w:t>
-      </w:r>
-    </w:p>
-  </w:comment>
-  <w:comment w:author="Ben Hayden" w:id="0" w:date="2026-05-04T13:18:11Z">
-    <w:p>
-      <w:pPr>
-        <w:keepNext w:val="0"/>
-        <w:keepLines w:val="0"/>
-        <w:pageBreakBefore w:val="0"/>
-        <w:widowControl w:val="0"/>
-        <w:pBdr>
-          <w:top w:space="0" w:sz="0" w:val="nil"/>
-          <w:left w:space="0" w:sz="0" w:val="nil"/>
-          <w:bottom w:space="0" w:sz="0" w:val="nil"/>
-          <w:right w:space="0" w:sz="0" w:val="nil"/>
-          <w:between w:space="0" w:sz="0" w:val="nil"/>
-        </w:pBdr>
-        <w:shd w:fill="auto" w:val="clear"/>
-        <w:spacing w:after="0" w:before="0" w:line="240" w:lineRule="auto"/>
-        <w:ind w:left="0" w:right="0" w:firstLine="0"/>
-        <w:jc w:val="left"/>
-        <w:rPr>
-          <w:rFonts w:ascii="Arial" w:cs="Arial" w:eastAsia="Arial" w:hAnsi="Arial"/>
-          <w:b w:val="0"/>
-          <w:bCs w:val="0"/>
-          <w:i w:val="0"/>
-          <w:iCs w:val="0"/>
-          <w:smallCaps w:val="0"/>
-          <w:strike w:val="0"/>
-          <w:color w:val="000000"/>
-          <w:sz w:val="22"/>
-          <w:szCs w:val="22"/>
-          <w:u w:val="none"/>
-          <w:shd w:fill="auto" w:val="clear"/>
-          <w:vertAlign w:val="baseline"/>
-        </w:rPr>
-      </w:pPr>
-      <w:r>
-        <w:rPr>
-          <w:rFonts w:ascii="Arial" w:cs="Arial" w:eastAsia="Arial" w:hAnsi="Arial"/>
-          <w:b w:val="0"/>
-          <w:bCs w:val="0"/>
-          <w:i w:val="0"/>
-          <w:iCs w:val="0"/>
-          <w:smallCaps w:val="0"/>
-          <w:strike w:val="0"/>
-          <w:color w:val="000000"/>
-          <w:sz w:val="22"/>
-          <w:szCs w:val="22"/>
-          <w:u w:val="none"/>
-          <w:shd w:fill="auto" w:val="clear"/>
-          <w:vertAlign w:val="baseline"/>
-          <w:rtl w:val="0"/>
-        </w:rPr>
-        <w:t xml:space="preserve">Elhage</w:t>
-      </w:r>
-    </w:p>
-  </w:comment>
-  <w:comment w:author="Ben Hayden" w:id="3" w:date="2026-05-04T14:00:20Z">
-    <w:p>
-      <w:pPr>
-        <w:keepNext w:val="0"/>
-        <w:keepLines w:val="0"/>
-        <w:pageBreakBefore w:val="0"/>
-        <w:widowControl w:val="0"/>
-        <w:pBdr>
-          <w:top w:space="0" w:sz="0" w:val="nil"/>
-          <w:left w:space="0" w:sz="0" w:val="nil"/>
-          <w:bottom w:space="0" w:sz="0" w:val="nil"/>
-          <w:right w:space="0" w:sz="0" w:val="nil"/>
-          <w:between w:space="0" w:sz="0" w:val="nil"/>
-        </w:pBdr>
-        <w:shd w:fill="auto" w:val="clear"/>
-        <w:spacing w:after="0" w:before="0" w:line="240" w:lineRule="auto"/>
-        <w:ind w:left="0" w:right="0" w:firstLine="0"/>
-        <w:jc w:val="left"/>
-        <w:rPr>
-          <w:rFonts w:ascii="Arial" w:cs="Arial" w:eastAsia="Arial" w:hAnsi="Arial"/>
-          <w:b w:val="0"/>
-          <w:bCs w:val="0"/>
-          <w:i w:val="0"/>
-          <w:iCs w:val="0"/>
-          <w:smallCaps w:val="0"/>
-          <w:strike w:val="0"/>
-          <w:color w:val="000000"/>
-          <w:sz w:val="22"/>
-          <w:szCs w:val="22"/>
-          <w:u w:val="none"/>
-          <w:shd w:fill="auto" w:val="clear"/>
-          <w:vertAlign w:val="baseline"/>
-        </w:rPr>
-      </w:pPr>
-      <w:r>
-        <w:rPr>
-          <w:rFonts w:ascii="Arial" w:cs="Arial" w:eastAsia="Arial" w:hAnsi="Arial"/>
-          <w:b w:val="0"/>
-          <w:bCs w:val="0"/>
-          <w:i w:val="0"/>
-          <w:iCs w:val="0"/>
-          <w:smallCaps w:val="0"/>
-          <w:strike w:val="0"/>
-          <w:color w:val="000000"/>
-          <w:sz w:val="22"/>
-          <w:szCs w:val="22"/>
-          <w:u w:val="none"/>
-          <w:shd w:fill="auto" w:val="clear"/>
-          <w:vertAlign w:val="baseline"/>
-          <w:rtl w:val="0"/>
-        </w:rPr>
-        <w:t xml:space="preserve">footnote?</w:t>
-      </w:r>
-    </w:p>
-  </w:comment>
-</w:comments>
-</file>
-
-<file path=word/commentsExtended.xml><?xml version="1.0" encoding="utf-8"?>
-<w15:commentsEx xmlns:mc="http://schemas.openxmlformats.org/markup-compatibility/2006" xmlns:o="urn:schemas-microsoft-com:office:office" xmlns:r="http://schemas.openxmlformats.org/officeDocument/2006/relationships" xmlns:m="http://schemas.openxmlformats.org/officeDocument/2006/math" xmlns:v="urn:schemas-microsoft-com:vml" xmlns:wp="http://schemas.openxmlformats.org/drawingml/2006/wordprocessingDrawing" xmlns:w10="urn:schemas-microsoft-com:office:word" xmlns:w="http://schemas.openxmlformats.org/wordprocessingml/2006/main" xmlns:wne="http://schemas.microsoft.com/office/word/2006/wordml" xmlns:sl="http://schemas.openxmlformats.org/schemaLibrary/2006/main" xmlns:a="http://schemas.openxmlformats.org/drawingml/2006/main" xmlns:pic="http://schemas.openxmlformats.org/drawingml/2006/picture" xmlns:c="http://schemas.openxmlformats.org/drawingml/2006/chart" xmlns:lc="http://schemas.openxmlformats.org/drawingml/2006/lockedCanvas" xmlns:dgm="http://schemas.openxmlformats.org/drawingml/2006/diagram" xmlns:wps="http://schemas.microsoft.com/office/word/2010/wordprocessingShape" xmlns:wpg="http://schemas.microsoft.com/office/word/2010/wordprocessingGroup" xmlns:w14="http://schemas.microsoft.com/office/word/2010/wordml" xmlns:w15="http://schemas.microsoft.com/office/word/2012/wordml" xmlns:w16="http://schemas.microsoft.com/office/word/2018/wordml" xmlns:w16cex="http://schemas.microsoft.com/office/word/2018/wordml/cex" xmlns:w16cid="http://schemas.microsoft.com/office/word/2016/wordml/cid" xmlns="http://schemas.microsoft.com/office/tasks/2019/documenttasks" xmlns:cr="http://schemas.microsoft.com/office/comments/2020/reactions">
-  <w15:commentEx w15:paraId="000000A2" w15:done="0"/>
-  <w15:commentEx w15:paraId="000000A3" w15:done="0"/>
-  <w15:commentEx w15:paraId="000000A4" w15:done="0"/>
-  <w15:commentEx w15:paraId="000000A5" w15:done="0"/>
-</w15:commentsEx>
 </file>
 
 <file path=word/numbering.xml><?xml version="1.0" encoding="utf-8"?>
@@ -4603,7 +4303,7 @@
 
 <file path=customXML/item1.xml><?xml version="1.0" encoding="utf-8"?>
 <go:gDocsCustomXmlDataStorage xmlns:go="http://customooxmlschemas.google.com/" xmlns:r="http://schemas.openxmlformats.org/officeDocument/2006/relationships" uri="GoogleDocsCustomDataVersion2">
-  <go:docsCustomData xmlns:go="http://customooxmlschemas.google.com/" roundtripDataSignature="AMtx7miUGfHrrHOEFWy3Nq2w8xnoOV1pfg==">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</go:docsCustomData>
+  <go:docsCustomData xmlns:go="http://customooxmlschemas.google.com/" roundtripDataSignature="AMtx7mj4I4YjWaXMvd9MQ3Y9Zu/FIcXZ0w==">CgMxLjA4AHIhMVFYYjc2eHNjb1gwMFFhX0lkNnFPMEQ3dWtwSVUzT2Ix</go:docsCustomData>
 </go:gDocsCustomXmlDataStorage>
 </file>
 
